--- a/docs/Lab/Lab01/Exercise_1_Intro_to_ArcPro - Instructor.docx
+++ b/docs/Lab/Lab01/Exercise_1_Intro_to_ArcPro - Instructor.docx
@@ -1,6 +1,6 @@
 
 <file path=word/document.xml><?xml version="1.0" encoding="utf-8"?>
-<w:document xmlns:wpc="http://schemas.microsoft.com/office/word/2010/wordprocessingCanvas" xmlns:cx="http://schemas.microsoft.com/office/drawing/2014/chartex" xmlns:cx1="http://schemas.microsoft.com/office/drawing/2015/9/8/chartex" xmlns:cx2="http://schemas.microsoft.com/office/drawing/2015/10/21/chartex" xmlns:cx3="http://schemas.microsoft.com/office/drawing/2016/5/9/chartex" xmlns:cx4="http://schemas.microsoft.com/office/drawing/2016/5/10/chartex" xmlns:cx5="http://schemas.microsoft.com/office/drawing/2016/5/11/chartex" xmlns:cx6="http://schemas.microsoft.com/office/drawing/2016/5/12/chartex" xmlns:cx7="http://schemas.microsoft.com/office/drawing/2016/5/13/chartex" xmlns:cx8="http://schemas.microsoft.com/office/drawing/2016/5/14/chartex" xmlns:mc="http://schemas.openxmlformats.org/markup-compatibility/2006" xmlns:aink="http://schemas.microsoft.com/office/drawing/2016/ink" xmlns:am3d="http://schemas.microsoft.com/office/drawing/2017/model3d" xmlns:o="urn:schemas-microsoft-com:office:office" xmlns:oel="http://schemas.microsoft.com/office/2019/extlst" xmlns:r="http://schemas.openxmlformats.org/officeDocument/2006/relationships" xmlns:m="http://schemas.openxmlformats.org/officeDocument/2006/math" xmlns:v="urn:schemas-microsoft-com:vml" xmlns:wp14="http://schemas.microsoft.com/office/word/2010/wordprocessingDrawing" xmlns:wp="http://schemas.openxmlformats.org/drawingml/2006/wordprocessingDrawing" xmlns:w10="urn:schemas-microsoft-com:office:word" xmlns:w="http://schemas.openxmlformats.org/wordprocessingml/2006/main" xmlns:w14="http://schemas.microsoft.com/office/word/2010/wordml" xmlns:w15="http://schemas.microsoft.com/office/word/2012/wordml" xmlns:w16cex="http://schemas.microsoft.com/office/word/2018/wordml/cex" xmlns:w16cid="http://schemas.microsoft.com/office/word/2016/wordml/cid" xmlns:w16="http://schemas.microsoft.com/office/word/2018/wordml" xmlns:w16sdtdh="http://schemas.microsoft.com/office/word/2020/wordml/sdtdatahash" xmlns:w16se="http://schemas.microsoft.com/office/word/2015/wordml/symex" xmlns:wpg="http://schemas.microsoft.com/office/word/2010/wordprocessingGroup" xmlns:wpi="http://schemas.microsoft.com/office/word/2010/wordprocessingInk" xmlns:wne="http://schemas.microsoft.com/office/word/2006/wordml" xmlns:wps="http://schemas.microsoft.com/office/word/2010/wordprocessingShape" mc:Ignorable="w14 w15 w16se w16cid w16 w16cex w16sdtdh wp14">
+<w:document xmlns:wpc="http://schemas.microsoft.com/office/word/2010/wordprocessingCanvas" xmlns:cx="http://schemas.microsoft.com/office/drawing/2014/chartex" xmlns:cx1="http://schemas.microsoft.com/office/drawing/2015/9/8/chartex" xmlns:cx2="http://schemas.microsoft.com/office/drawing/2015/10/21/chartex" xmlns:cx3="http://schemas.microsoft.com/office/drawing/2016/5/9/chartex" xmlns:cx4="http://schemas.microsoft.com/office/drawing/2016/5/10/chartex" xmlns:cx5="http://schemas.microsoft.com/office/drawing/2016/5/11/chartex" xmlns:cx6="http://schemas.microsoft.com/office/drawing/2016/5/12/chartex" xmlns:cx7="http://schemas.microsoft.com/office/drawing/2016/5/13/chartex" xmlns:cx8="http://schemas.microsoft.com/office/drawing/2016/5/14/chartex" xmlns:mc="http://schemas.openxmlformats.org/markup-compatibility/2006" xmlns:aink="http://schemas.microsoft.com/office/drawing/2016/ink" xmlns:am3d="http://schemas.microsoft.com/office/drawing/2017/model3d" xmlns:o="urn:schemas-microsoft-com:office:office" xmlns:oel="http://schemas.microsoft.com/office/2019/extlst" xmlns:r="http://schemas.openxmlformats.org/officeDocument/2006/relationships" xmlns:m="http://schemas.openxmlformats.org/officeDocument/2006/math" xmlns:v="urn:schemas-microsoft-com:vml" xmlns:wp14="http://schemas.microsoft.com/office/word/2010/wordprocessingDrawing" xmlns:wp="http://schemas.openxmlformats.org/drawingml/2006/wordprocessingDrawing" xmlns:w10="urn:schemas-microsoft-com:office:word" xmlns:w="http://schemas.openxmlformats.org/wordprocessingml/2006/main" xmlns:w14="http://schemas.microsoft.com/office/word/2010/wordml" xmlns:w15="http://schemas.microsoft.com/office/word/2012/wordml" xmlns:w16cex="http://schemas.microsoft.com/office/word/2018/wordml/cex" xmlns:w16cid="http://schemas.microsoft.com/office/word/2016/wordml/cid" xmlns:w16="http://schemas.microsoft.com/office/word/2018/wordml" xmlns:w16du="http://schemas.microsoft.com/office/word/2023/wordml/word16du" xmlns:w16sdtdh="http://schemas.microsoft.com/office/word/2020/wordml/sdtdatahash" xmlns:w16sdtfl="http://schemas.microsoft.com/office/word/2024/wordml/sdtformatlock" xmlns:w16se="http://schemas.microsoft.com/office/word/2015/wordml/symex" xmlns:wpg="http://schemas.microsoft.com/office/word/2010/wordprocessingGroup" xmlns:wpi="http://schemas.microsoft.com/office/word/2010/wordprocessingInk" xmlns:wne="http://schemas.microsoft.com/office/word/2006/wordml" xmlns:wps="http://schemas.microsoft.com/office/word/2010/wordprocessingShape" mc:Ignorable="w14 w15 w16se w16cid w16 w16cex w16sdtdh w16sdtfl w16du wp14">
   <w:body>
     <w:p>
       <w:pPr>
@@ -133,7 +133,25 @@
           <w:szCs w:val="24"/>
           <w:lang w:val="en"/>
         </w:rPr>
-        <w:t xml:space="preserve">, 2025 submitted as Word document to </w:t>
+        <w:t xml:space="preserve">, </w:t>
+      </w:r>
+      <w:proofErr w:type="gramStart"/>
+      <w:r>
+        <w:rPr>
+          <w:rFonts w:asciiTheme="minorHAnsi" w:eastAsiaTheme="minorEastAsia" w:hAnsiTheme="minorHAnsi" w:cstheme="minorHAnsi"/>
+          <w:szCs w:val="24"/>
+          <w:lang w:val="en"/>
+        </w:rPr>
+        <w:t>2025</w:t>
+      </w:r>
+      <w:proofErr w:type="gramEnd"/>
+      <w:r>
+        <w:rPr>
+          <w:rFonts w:asciiTheme="minorHAnsi" w:eastAsiaTheme="minorEastAsia" w:hAnsiTheme="minorHAnsi" w:cstheme="minorHAnsi"/>
+          <w:szCs w:val="24"/>
+          <w:lang w:val="en"/>
+        </w:rPr>
+        <w:t xml:space="preserve"> submitted as Word document to </w:t>
       </w:r>
       <w:r>
         <w:rPr>
@@ -161,9 +179,8 @@
           <w:szCs w:val="24"/>
           <w:lang w:val="en"/>
         </w:rPr>
-        <w:t>Lab</w:t>
-      </w:r>
-      <w:proofErr w:type="gramStart"/>
+        <w:t>Lab0</w:t>
+      </w:r>
       <w:r>
         <w:rPr>
           <w:rFonts w:asciiTheme="minorHAnsi" w:eastAsiaTheme="minorEastAsia" w:hAnsiTheme="minorHAnsi" w:cstheme="minorHAnsi"/>
@@ -174,7 +191,7 @@
           <w:szCs w:val="24"/>
           <w:lang w:val="en"/>
         </w:rPr>
-        <w:t>0</w:t>
+        <w:t>1</w:t>
       </w:r>
       <w:r>
         <w:rPr>
@@ -186,29 +203,16 @@
           <w:szCs w:val="24"/>
           <w:lang w:val="en"/>
         </w:rPr>
-        <w:t>1</w:t>
+        <w:t xml:space="preserve"> </w:t>
       </w:r>
       <w:r>
         <w:rPr>
           <w:rFonts w:asciiTheme="minorHAnsi" w:eastAsiaTheme="minorEastAsia" w:hAnsiTheme="minorHAnsi" w:cstheme="minorHAnsi"/>
-          <w:b/>
-          <w:bCs/>
-          <w:i/>
-          <w:iCs/>
           <w:szCs w:val="24"/>
           <w:lang w:val="en"/>
         </w:rPr>
-        <w:t xml:space="preserve"> </w:t>
-      </w:r>
-      <w:r>
-        <w:rPr>
-          <w:rFonts w:asciiTheme="minorHAnsi" w:eastAsiaTheme="minorEastAsia" w:hAnsiTheme="minorHAnsi" w:cstheme="minorHAnsi"/>
-          <w:szCs w:val="24"/>
-          <w:lang w:val="en"/>
-        </w:rPr>
         <w:t xml:space="preserve"> link</w:t>
       </w:r>
-      <w:proofErr w:type="gramEnd"/>
     </w:p>
     <w:p>
       <w:pPr>
@@ -242,7 +246,25 @@
           <w:szCs w:val="24"/>
           <w:lang w:val="en"/>
         </w:rPr>
-        <w:t xml:space="preserve"> % toward your total grade.</w:t>
+        <w:t xml:space="preserve"> % </w:t>
+      </w:r>
+      <w:bookmarkStart w:id="0" w:name="_Hlk206960360"/>
+      <w:r>
+        <w:rPr>
+          <w:rFonts w:asciiTheme="minorHAnsi" w:eastAsiaTheme="minorEastAsia" w:hAnsiTheme="minorHAnsi" w:cstheme="minorHAnsi"/>
+          <w:szCs w:val="24"/>
+          <w:lang w:val="en"/>
+        </w:rPr>
+        <w:t xml:space="preserve">(60 points out of 900 points) </w:t>
+      </w:r>
+      <w:bookmarkEnd w:id="0"/>
+      <w:r>
+        <w:rPr>
+          <w:rFonts w:asciiTheme="minorHAnsi" w:eastAsiaTheme="minorEastAsia" w:hAnsiTheme="minorHAnsi" w:cstheme="minorHAnsi"/>
+          <w:szCs w:val="24"/>
+          <w:lang w:val="en"/>
+        </w:rPr>
+        <w:t>toward your total grade.</w:t>
       </w:r>
     </w:p>
     <w:p>
@@ -943,19 +965,8 @@
           <w:color w:val="5B9BD5"/>
           <w:szCs w:val="24"/>
         </w:rPr>
-        <w:t>Exercise_</w:t>
-      </w:r>
-      <w:proofErr w:type="gramStart"/>
-      <w:r>
-        <w:rPr>
-          <w:rFonts w:asciiTheme="minorHAnsi" w:hAnsiTheme="minorHAnsi" w:cstheme="minorHAnsi"/>
-          <w:b/>
-          <w:color w:val="5B9BD5"/>
-          <w:szCs w:val="24"/>
-        </w:rPr>
-        <w:t>1.aprx</w:t>
-      </w:r>
-      <w:proofErr w:type="gramEnd"/>
+        <w:t>Exercise_1.aprx</w:t>
+      </w:r>
       <w:r>
         <w:rPr>
           <w:rFonts w:asciiTheme="minorHAnsi" w:hAnsiTheme="minorHAnsi" w:cstheme="minorHAnsi"/>
@@ -2202,7 +2213,7 @@
           <w:rFonts w:asciiTheme="minorHAnsi" w:hAnsiTheme="minorHAnsi" w:cstheme="minorHAnsi"/>
           <w:szCs w:val="24"/>
         </w:rPr>
-        <w:t xml:space="preserve"> has been moved, renamed, deleted, or is otherwise inaccessible, that layer doesn’t draw, and its broken status is indicated in the Content pane with a red exclamation </w:t>
+        <w:t xml:space="preserve"> </w:t>
       </w:r>
       <w:proofErr w:type="gramStart"/>
       <w:r>
@@ -2210,7 +2221,15 @@
           <w:rFonts w:asciiTheme="minorHAnsi" w:hAnsiTheme="minorHAnsi" w:cstheme="minorHAnsi"/>
           <w:szCs w:val="24"/>
         </w:rPr>
-        <w:t>point</w:t>
+        <w:t>has</w:t>
+      </w:r>
+      <w:proofErr w:type="gramEnd"/>
+      <w:r>
+        <w:rPr>
+          <w:rFonts w:asciiTheme="minorHAnsi" w:hAnsiTheme="minorHAnsi" w:cstheme="minorHAnsi"/>
+          <w:szCs w:val="24"/>
+        </w:rPr>
+        <w:t xml:space="preserve"> been moved, renamed, deleted, or is otherwise inaccessible, that layer doesn’t draw, and its broken status is indicated in the Content pane with a red exclamation point</w:t>
       </w:r>
       <w:r>
         <w:rPr>
@@ -2229,7 +2248,6 @@
         </w:rPr>
         <w:t>!</w:t>
       </w:r>
-      <w:proofErr w:type="gramEnd"/>
       <w:r>
         <w:rPr>
           <w:rFonts w:asciiTheme="minorHAnsi" w:hAnsiTheme="minorHAnsi" w:cstheme="minorHAnsi"/>
@@ -2555,15 +2573,7 @@
           <w:rFonts w:asciiTheme="minorHAnsi" w:hAnsiTheme="minorHAnsi" w:cstheme="minorHAnsi"/>
           <w:szCs w:val="24"/>
         </w:rPr>
-        <w:t xml:space="preserve"> </w:t>
-      </w:r>
-      <w:proofErr w:type="gramStart"/>
-      <w:r>
-        <w:rPr>
-          <w:rFonts w:asciiTheme="minorHAnsi" w:hAnsiTheme="minorHAnsi" w:cstheme="minorHAnsi"/>
-          <w:szCs w:val="24"/>
-        </w:rPr>
-        <w:t xml:space="preserve">a </w:t>
+        <w:t xml:space="preserve"> a </w:t>
       </w:r>
       <w:r>
         <w:rPr>
@@ -2573,9 +2583,150 @@
           <w:color w:val="FF0000"/>
           <w:szCs w:val="24"/>
         </w:rPr>
-        <w:t>!</w:t>
+        <w:t xml:space="preserve">! </w:t>
+      </w:r>
+      <w:r>
+        <w:rPr>
+          <w:rFonts w:asciiTheme="minorHAnsi" w:hAnsiTheme="minorHAnsi" w:cstheme="minorHAnsi"/>
+          <w:szCs w:val="24"/>
+        </w:rPr>
+        <w:t xml:space="preserve">before </w:t>
+      </w:r>
+      <w:r>
+        <w:rPr>
+          <w:rFonts w:asciiTheme="minorHAnsi" w:hAnsiTheme="minorHAnsi" w:cstheme="minorHAnsi"/>
+          <w:b/>
+          <w:color w:val="5B9BD5"/>
+          <w:szCs w:val="24"/>
+        </w:rPr>
+        <w:t>Historical_features</w:t>
+      </w:r>
+      <w:r>
+        <w:rPr>
+          <w:rFonts w:asciiTheme="minorHAnsi" w:hAnsiTheme="minorHAnsi" w:cstheme="minorHAnsi"/>
+          <w:b/>
+          <w:color w:val="5B9BD5"/>
+          <w:szCs w:val="24"/>
+        </w:rPr>
+        <w:t xml:space="preserve"> </w:t>
+      </w:r>
+      <w:r>
+        <w:rPr>
+          <w:rFonts w:asciiTheme="minorHAnsi" w:hAnsiTheme="minorHAnsi" w:cstheme="minorHAnsi"/>
+          <w:bCs/>
+          <w:color w:val="000000" w:themeColor="text1"/>
+          <w:szCs w:val="24"/>
+        </w:rPr>
+        <w:t>layer,</w:t>
+      </w:r>
+      <w:r>
+        <w:rPr>
+          <w:rFonts w:asciiTheme="minorHAnsi" w:hAnsiTheme="minorHAnsi" w:cstheme="minorHAnsi"/>
+          <w:b/>
+          <w:color w:val="000000" w:themeColor="text1"/>
+          <w:szCs w:val="24"/>
+        </w:rPr>
+        <w:t xml:space="preserve"> </w:t>
+      </w:r>
+      <w:r>
+        <w:rPr>
+          <w:rFonts w:asciiTheme="minorHAnsi" w:hAnsiTheme="minorHAnsi" w:cstheme="minorHAnsi"/>
+          <w:bCs/>
+          <w:color w:val="000000" w:themeColor="text1"/>
+          <w:szCs w:val="24"/>
+        </w:rPr>
+        <w:t xml:space="preserve">and there are no historical features </w:t>
+      </w:r>
+      <w:proofErr w:type="gramStart"/>
+      <w:r>
+        <w:rPr>
+          <w:rFonts w:asciiTheme="minorHAnsi" w:hAnsiTheme="minorHAnsi" w:cstheme="minorHAnsi"/>
+          <w:bCs/>
+          <w:color w:val="000000" w:themeColor="text1"/>
+          <w:szCs w:val="24"/>
+        </w:rPr>
+        <w:t>showing</w:t>
       </w:r>
       <w:proofErr w:type="gramEnd"/>
+      <w:r>
+        <w:rPr>
+          <w:rFonts w:asciiTheme="minorHAnsi" w:hAnsiTheme="minorHAnsi" w:cstheme="minorHAnsi"/>
+          <w:bCs/>
+          <w:color w:val="000000" w:themeColor="text1"/>
+          <w:szCs w:val="24"/>
+        </w:rPr>
+        <w:t xml:space="preserve"> </w:t>
+      </w:r>
+      <w:proofErr w:type="gramStart"/>
+      <w:r>
+        <w:rPr>
+          <w:rFonts w:asciiTheme="minorHAnsi" w:hAnsiTheme="minorHAnsi" w:cstheme="minorHAnsi"/>
+          <w:bCs/>
+          <w:color w:val="000000" w:themeColor="text1"/>
+          <w:szCs w:val="24"/>
+        </w:rPr>
+        <w:t>in</w:t>
+      </w:r>
+      <w:proofErr w:type="gramEnd"/>
+      <w:r>
+        <w:rPr>
+          <w:rFonts w:asciiTheme="minorHAnsi" w:hAnsiTheme="minorHAnsi" w:cstheme="minorHAnsi"/>
+          <w:bCs/>
+          <w:color w:val="000000" w:themeColor="text1"/>
+          <w:szCs w:val="24"/>
+        </w:rPr>
+        <w:t xml:space="preserve"> the map. This </w:t>
+      </w:r>
+      <w:r>
+        <w:rPr>
+          <w:rFonts w:asciiTheme="minorHAnsi" w:hAnsiTheme="minorHAnsi" w:cstheme="minorHAnsi"/>
+          <w:bCs/>
+          <w:color w:val="000000" w:themeColor="text1"/>
+          <w:szCs w:val="24"/>
+        </w:rPr>
+        <w:t>indicat</w:t>
+      </w:r>
+      <w:r>
+        <w:rPr>
+          <w:rFonts w:asciiTheme="minorHAnsi" w:hAnsiTheme="minorHAnsi" w:cstheme="minorHAnsi"/>
+          <w:bCs/>
+          <w:color w:val="000000" w:themeColor="text1"/>
+          <w:szCs w:val="24"/>
+        </w:rPr>
+        <w:t>es</w:t>
+      </w:r>
+      <w:r>
+        <w:rPr>
+          <w:rFonts w:asciiTheme="minorHAnsi" w:hAnsiTheme="minorHAnsi" w:cstheme="minorHAnsi"/>
+          <w:b/>
+          <w:color w:val="000000" w:themeColor="text1"/>
+          <w:szCs w:val="24"/>
+        </w:rPr>
+        <w:t xml:space="preserve"> </w:t>
+      </w:r>
+      <w:r>
+        <w:rPr>
+          <w:rFonts w:asciiTheme="minorHAnsi" w:hAnsiTheme="minorHAnsi" w:cstheme="minorHAnsi"/>
+          <w:bCs/>
+          <w:color w:val="000000" w:themeColor="text1"/>
+          <w:szCs w:val="24"/>
+        </w:rPr>
+        <w:t xml:space="preserve">the data source for the layer is broken. Click on the </w:t>
+      </w:r>
+      <w:r>
+        <w:rPr>
+          <w:rFonts w:asciiTheme="minorHAnsi" w:hAnsiTheme="minorHAnsi" w:cstheme="minorHAnsi"/>
+          <w:szCs w:val="24"/>
+        </w:rPr>
+        <w:t>exclamation</w:t>
+      </w:r>
+      <w:r>
+        <w:rPr>
+          <w:rFonts w:asciiTheme="minorHAnsi" w:hAnsiTheme="minorHAnsi" w:cstheme="minorHAnsi"/>
+          <w:szCs w:val="24"/>
+        </w:rPr>
+        <w:t xml:space="preserve"> </w:t>
+      </w:r>
       <w:r>
         <w:rPr>
           <w:rFonts w:asciiTheme="minorHAnsi" w:hAnsiTheme="minorHAnsi" w:cstheme="minorHAnsi"/>
@@ -2584,122 +2735,8 @@
           <w:color w:val="FF0000"/>
           <w:szCs w:val="24"/>
         </w:rPr>
-        <w:t xml:space="preserve"> </w:t>
-      </w:r>
-      <w:r>
-        <w:rPr>
-          <w:rFonts w:asciiTheme="minorHAnsi" w:hAnsiTheme="minorHAnsi" w:cstheme="minorHAnsi"/>
-          <w:szCs w:val="24"/>
-        </w:rPr>
-        <w:t xml:space="preserve">before </w:t>
-      </w:r>
-      <w:r>
-        <w:rPr>
-          <w:rFonts w:asciiTheme="minorHAnsi" w:hAnsiTheme="minorHAnsi" w:cstheme="minorHAnsi"/>
-          <w:b/>
-          <w:color w:val="5B9BD5"/>
-          <w:szCs w:val="24"/>
-        </w:rPr>
-        <w:t>Historical_features</w:t>
-      </w:r>
-      <w:r>
-        <w:rPr>
-          <w:rFonts w:asciiTheme="minorHAnsi" w:hAnsiTheme="minorHAnsi" w:cstheme="minorHAnsi"/>
-          <w:b/>
-          <w:color w:val="5B9BD5"/>
-          <w:szCs w:val="24"/>
-        </w:rPr>
-        <w:t xml:space="preserve"> </w:t>
-      </w:r>
-      <w:r>
-        <w:rPr>
-          <w:rFonts w:asciiTheme="minorHAnsi" w:hAnsiTheme="minorHAnsi" w:cstheme="minorHAnsi"/>
-          <w:bCs/>
-          <w:color w:val="000000" w:themeColor="text1"/>
-          <w:szCs w:val="24"/>
-        </w:rPr>
-        <w:t>layer,</w:t>
-      </w:r>
-      <w:r>
-        <w:rPr>
-          <w:rFonts w:asciiTheme="minorHAnsi" w:hAnsiTheme="minorHAnsi" w:cstheme="minorHAnsi"/>
-          <w:b/>
-          <w:color w:val="000000" w:themeColor="text1"/>
-          <w:szCs w:val="24"/>
-        </w:rPr>
-        <w:t xml:space="preserve"> </w:t>
-      </w:r>
-      <w:r>
-        <w:rPr>
-          <w:rFonts w:asciiTheme="minorHAnsi" w:hAnsiTheme="minorHAnsi" w:cstheme="minorHAnsi"/>
-          <w:bCs/>
-          <w:color w:val="000000" w:themeColor="text1"/>
-          <w:szCs w:val="24"/>
-        </w:rPr>
-        <w:t xml:space="preserve">and there are no historical features showing in the map. This </w:t>
-      </w:r>
-      <w:r>
-        <w:rPr>
-          <w:rFonts w:asciiTheme="minorHAnsi" w:hAnsiTheme="minorHAnsi" w:cstheme="minorHAnsi"/>
-          <w:bCs/>
-          <w:color w:val="000000" w:themeColor="text1"/>
-          <w:szCs w:val="24"/>
-        </w:rPr>
-        <w:t>indicat</w:t>
-      </w:r>
-      <w:r>
-        <w:rPr>
-          <w:rFonts w:asciiTheme="minorHAnsi" w:hAnsiTheme="minorHAnsi" w:cstheme="minorHAnsi"/>
-          <w:bCs/>
-          <w:color w:val="000000" w:themeColor="text1"/>
-          <w:szCs w:val="24"/>
-        </w:rPr>
-        <w:t>es</w:t>
-      </w:r>
-      <w:r>
-        <w:rPr>
-          <w:rFonts w:asciiTheme="minorHAnsi" w:hAnsiTheme="minorHAnsi" w:cstheme="minorHAnsi"/>
-          <w:b/>
-          <w:color w:val="000000" w:themeColor="text1"/>
-          <w:szCs w:val="24"/>
-        </w:rPr>
-        <w:t xml:space="preserve"> </w:t>
-      </w:r>
-      <w:r>
-        <w:rPr>
-          <w:rFonts w:asciiTheme="minorHAnsi" w:hAnsiTheme="minorHAnsi" w:cstheme="minorHAnsi"/>
-          <w:bCs/>
-          <w:color w:val="000000" w:themeColor="text1"/>
-          <w:szCs w:val="24"/>
-        </w:rPr>
-        <w:t xml:space="preserve">the data source for the layer is broken. Click on the </w:t>
-      </w:r>
-      <w:proofErr w:type="gramStart"/>
-      <w:r>
-        <w:rPr>
-          <w:rFonts w:asciiTheme="minorHAnsi" w:hAnsiTheme="minorHAnsi" w:cstheme="minorHAnsi"/>
-          <w:szCs w:val="24"/>
-        </w:rPr>
-        <w:t>exclamation</w:t>
-      </w:r>
-      <w:r>
-        <w:rPr>
-          <w:rFonts w:asciiTheme="minorHAnsi" w:hAnsiTheme="minorHAnsi" w:cstheme="minorHAnsi"/>
-          <w:szCs w:val="24"/>
-        </w:rPr>
-        <w:t xml:space="preserve"> </w:t>
-      </w:r>
-      <w:r>
-        <w:rPr>
-          <w:rFonts w:asciiTheme="minorHAnsi" w:hAnsiTheme="minorHAnsi" w:cstheme="minorHAnsi"/>
-          <w:b/>
-          <w:bCs/>
-          <w:color w:val="FF0000"/>
-          <w:szCs w:val="24"/>
-        </w:rPr>
         <w:t>!</w:t>
       </w:r>
-      <w:proofErr w:type="gramEnd"/>
       <w:r>
         <w:rPr>
           <w:rFonts w:asciiTheme="minorHAnsi" w:hAnsiTheme="minorHAnsi" w:cstheme="minorHAnsi"/>
@@ -3068,7 +3105,23 @@
           <w:rFonts w:asciiTheme="minorHAnsi" w:hAnsiTheme="minorHAnsi" w:cstheme="minorHAnsi"/>
           <w:szCs w:val="24"/>
         </w:rPr>
-        <w:t xml:space="preserve">allow you to manually change the fill and outline color. A search of the available symbols in the Gallery didn’t </w:t>
+        <w:t xml:space="preserve">allow you to manually change the fill and outline color. A search </w:t>
+      </w:r>
+      <w:proofErr w:type="gramStart"/>
+      <w:r>
+        <w:rPr>
+          <w:rFonts w:asciiTheme="minorHAnsi" w:hAnsiTheme="minorHAnsi" w:cstheme="minorHAnsi"/>
+          <w:szCs w:val="24"/>
+        </w:rPr>
+        <w:t>of</w:t>
+      </w:r>
+      <w:proofErr w:type="gramEnd"/>
+      <w:r>
+        <w:rPr>
+          <w:rFonts w:asciiTheme="minorHAnsi" w:hAnsiTheme="minorHAnsi" w:cstheme="minorHAnsi"/>
+          <w:szCs w:val="24"/>
+        </w:rPr>
+        <w:t xml:space="preserve"> the available symbols in the Gallery didn’t </w:t>
       </w:r>
       <w:proofErr w:type="gramStart"/>
       <w:r>
@@ -7277,7 +7330,7 @@
               </wp:anchor>
             </w:drawing>
           </mc:Choice>
-          <mc:Fallback xmlns:w16du="http://schemas.microsoft.com/office/word/2023/wordml/word16du" xmlns:w16sdtfl="http://schemas.microsoft.com/office/word/2024/wordml/sdtformatlock">
+          <mc:Fallback>
             <w:pict>
               <v:group w14:anchorId="633AAE55" id="Group 7946" o:spid="_x0000_s1026" alt="Image showing Add and Save icons" style="position:absolute;margin-left:389.95pt;margin-top:-2.45pt;width:51.1pt;height:78.2pt;z-index:251669504" coordsize="6489,9928" o:gfxdata="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">
                 <v:shape id="Picture 677" o:spid="_x0000_s1027" type="#_x0000_t75" style="position:absolute;width:5238;height:2571;visibility:visible;mso-wrap-style:square" o:gfxdata="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">
@@ -7834,7 +7887,10 @@
         <w:t>(</w:t>
       </w:r>
       <w:r>
-        <w:t>5 Points</w:t>
+        <w:t>10</w:t>
+      </w:r>
+      <w:r>
+        <w:t xml:space="preserve"> Points</w:t>
       </w:r>
       <w:r>
         <w:t>)</w:t>
@@ -8590,7 +8646,10 @@
         <w:t xml:space="preserve"> County in square kilometers? (</w:t>
       </w:r>
       <w:r>
-        <w:t>5 Points</w:t>
+        <w:t>10</w:t>
+      </w:r>
+      <w:r>
+        <w:t xml:space="preserve"> Points</w:t>
       </w:r>
       <w:r>
         <w:t xml:space="preserve">) </w:t>
@@ -9259,7 +9318,7 @@
 </file>
 
 <file path=word/endnotes.xml><?xml version="1.0" encoding="utf-8"?>
-<w:endnotes xmlns:wpc="http://schemas.microsoft.com/office/word/2010/wordprocessingCanvas" xmlns:cx="http://schemas.microsoft.com/office/drawing/2014/chartex" xmlns:cx1="http://schemas.microsoft.com/office/drawing/2015/9/8/chartex" xmlns:cx2="http://schemas.microsoft.com/office/drawing/2015/10/21/chartex" xmlns:cx3="http://schemas.microsoft.com/office/drawing/2016/5/9/chartex" xmlns:cx4="http://schemas.microsoft.com/office/drawing/2016/5/10/chartex" xmlns:cx5="http://schemas.microsoft.com/office/drawing/2016/5/11/chartex" xmlns:cx6="http://schemas.microsoft.com/office/drawing/2016/5/12/chartex" xmlns:cx7="http://schemas.microsoft.com/office/drawing/2016/5/13/chartex" xmlns:cx8="http://schemas.microsoft.com/office/drawing/2016/5/14/chartex" xmlns:mc="http://schemas.openxmlformats.org/markup-compatibility/2006" xmlns:aink="http://schemas.microsoft.com/office/drawing/2016/ink" xmlns:am3d="http://schemas.microsoft.com/office/drawing/2017/model3d" xmlns:o="urn:schemas-microsoft-com:office:office" xmlns:oel="http://schemas.microsoft.com/office/2019/extlst" xmlns:r="http://schemas.openxmlformats.org/officeDocument/2006/relationships" xmlns:m="http://schemas.openxmlformats.org/officeDocument/2006/math" xmlns:v="urn:schemas-microsoft-com:vml" xmlns:wp14="http://schemas.microsoft.com/office/word/2010/wordprocessingDrawing" xmlns:wp="http://schemas.openxmlformats.org/drawingml/2006/wordprocessingDrawing" xmlns:w10="urn:schemas-microsoft-com:office:word" xmlns:w="http://schemas.openxmlformats.org/wordprocessingml/2006/main" xmlns:w14="http://schemas.microsoft.com/office/word/2010/wordml" xmlns:w15="http://schemas.microsoft.com/office/word/2012/wordml" xmlns:w16cex="http://schemas.microsoft.com/office/word/2018/wordml/cex" xmlns:w16cid="http://schemas.microsoft.com/office/word/2016/wordml/cid" xmlns:w16="http://schemas.microsoft.com/office/word/2018/wordml" xmlns:w16sdtdh="http://schemas.microsoft.com/office/word/2020/wordml/sdtdatahash" xmlns:w16se="http://schemas.microsoft.com/office/word/2015/wordml/symex" xmlns:wpg="http://schemas.microsoft.com/office/word/2010/wordprocessingGroup" xmlns:wpi="http://schemas.microsoft.com/office/word/2010/wordprocessingInk" xmlns:wne="http://schemas.microsoft.com/office/word/2006/wordml" xmlns:wps="http://schemas.microsoft.com/office/word/2010/wordprocessingShape" mc:Ignorable="w14 w15 w16se w16cid w16 w16cex w16sdtdh wp14">
+<w:endnotes xmlns:wpc="http://schemas.microsoft.com/office/word/2010/wordprocessingCanvas" xmlns:cx="http://schemas.microsoft.com/office/drawing/2014/chartex" xmlns:cx1="http://schemas.microsoft.com/office/drawing/2015/9/8/chartex" xmlns:cx2="http://schemas.microsoft.com/office/drawing/2015/10/21/chartex" xmlns:cx3="http://schemas.microsoft.com/office/drawing/2016/5/9/chartex" xmlns:cx4="http://schemas.microsoft.com/office/drawing/2016/5/10/chartex" xmlns:cx5="http://schemas.microsoft.com/office/drawing/2016/5/11/chartex" xmlns:cx6="http://schemas.microsoft.com/office/drawing/2016/5/12/chartex" xmlns:cx7="http://schemas.microsoft.com/office/drawing/2016/5/13/chartex" xmlns:cx8="http://schemas.microsoft.com/office/drawing/2016/5/14/chartex" xmlns:mc="http://schemas.openxmlformats.org/markup-compatibility/2006" xmlns:aink="http://schemas.microsoft.com/office/drawing/2016/ink" xmlns:am3d="http://schemas.microsoft.com/office/drawing/2017/model3d" xmlns:o="urn:schemas-microsoft-com:office:office" xmlns:oel="http://schemas.microsoft.com/office/2019/extlst" xmlns:r="http://schemas.openxmlformats.org/officeDocument/2006/relationships" xmlns:m="http://schemas.openxmlformats.org/officeDocument/2006/math" xmlns:v="urn:schemas-microsoft-com:vml" xmlns:wp14="http://schemas.microsoft.com/office/word/2010/wordprocessingDrawing" xmlns:wp="http://schemas.openxmlformats.org/drawingml/2006/wordprocessingDrawing" xmlns:w10="urn:schemas-microsoft-com:office:word" xmlns:w="http://schemas.openxmlformats.org/wordprocessingml/2006/main" xmlns:w14="http://schemas.microsoft.com/office/word/2010/wordml" xmlns:w15="http://schemas.microsoft.com/office/word/2012/wordml" xmlns:w16cex="http://schemas.microsoft.com/office/word/2018/wordml/cex" xmlns:w16cid="http://schemas.microsoft.com/office/word/2016/wordml/cid" xmlns:w16="http://schemas.microsoft.com/office/word/2018/wordml" xmlns:w16du="http://schemas.microsoft.com/office/word/2023/wordml/word16du" xmlns:w16sdtdh="http://schemas.microsoft.com/office/word/2020/wordml/sdtdatahash" xmlns:w16sdtfl="http://schemas.microsoft.com/office/word/2024/wordml/sdtformatlock" xmlns:w16se="http://schemas.microsoft.com/office/word/2015/wordml/symex" xmlns:wpg="http://schemas.microsoft.com/office/word/2010/wordprocessingGroup" xmlns:wpi="http://schemas.microsoft.com/office/word/2010/wordprocessingInk" xmlns:wne="http://schemas.microsoft.com/office/word/2006/wordml" xmlns:wps="http://schemas.microsoft.com/office/word/2010/wordprocessingShape" mc:Ignorable="w14 w15 w16se w16cid w16 w16cex w16sdtdh w16sdtfl w16du wp14">
   <w:endnote w:type="separator" w:id="-1">
     <w:p>
       <w:pPr>
@@ -9284,7 +9343,7 @@
 </file>
 
 <file path=word/footer1.xml><?xml version="1.0" encoding="utf-8"?>
-<w:ftr xmlns:wpc="http://schemas.microsoft.com/office/word/2010/wordprocessingCanvas" xmlns:cx="http://schemas.microsoft.com/office/drawing/2014/chartex" xmlns:cx1="http://schemas.microsoft.com/office/drawing/2015/9/8/chartex" xmlns:cx2="http://schemas.microsoft.com/office/drawing/2015/10/21/chartex" xmlns:cx3="http://schemas.microsoft.com/office/drawing/2016/5/9/chartex" xmlns:cx4="http://schemas.microsoft.com/office/drawing/2016/5/10/chartex" xmlns:cx5="http://schemas.microsoft.com/office/drawing/2016/5/11/chartex" xmlns:cx6="http://schemas.microsoft.com/office/drawing/2016/5/12/chartex" xmlns:cx7="http://schemas.microsoft.com/office/drawing/2016/5/13/chartex" xmlns:cx8="http://schemas.microsoft.com/office/drawing/2016/5/14/chartex" xmlns:mc="http://schemas.openxmlformats.org/markup-compatibility/2006" xmlns:aink="http://schemas.microsoft.com/office/drawing/2016/ink" xmlns:am3d="http://schemas.microsoft.com/office/drawing/2017/model3d" xmlns:o="urn:schemas-microsoft-com:office:office" xmlns:oel="http://schemas.microsoft.com/office/2019/extlst" xmlns:r="http://schemas.openxmlformats.org/officeDocument/2006/relationships" xmlns:m="http://schemas.openxmlformats.org/officeDocument/2006/math" xmlns:v="urn:schemas-microsoft-com:vml" xmlns:wp14="http://schemas.microsoft.com/office/word/2010/wordprocessingDrawing" xmlns:wp="http://schemas.openxmlformats.org/drawingml/2006/wordprocessingDrawing" xmlns:w10="urn:schemas-microsoft-com:office:word" xmlns:w="http://schemas.openxmlformats.org/wordprocessingml/2006/main" xmlns:w14="http://schemas.microsoft.com/office/word/2010/wordml" xmlns:w15="http://schemas.microsoft.com/office/word/2012/wordml" xmlns:w16cex="http://schemas.microsoft.com/office/word/2018/wordml/cex" xmlns:w16cid="http://schemas.microsoft.com/office/word/2016/wordml/cid" xmlns:w16="http://schemas.microsoft.com/office/word/2018/wordml" xmlns:w16sdtdh="http://schemas.microsoft.com/office/word/2020/wordml/sdtdatahash" xmlns:w16se="http://schemas.microsoft.com/office/word/2015/wordml/symex" xmlns:wpg="http://schemas.microsoft.com/office/word/2010/wordprocessingGroup" xmlns:wpi="http://schemas.microsoft.com/office/word/2010/wordprocessingInk" xmlns:wne="http://schemas.microsoft.com/office/word/2006/wordml" xmlns:wps="http://schemas.microsoft.com/office/word/2010/wordprocessingShape" mc:Ignorable="w14 w15 w16se w16cid w16 w16cex w16sdtdh wp14">
+<w:ftr xmlns:wpc="http://schemas.microsoft.com/office/word/2010/wordprocessingCanvas" xmlns:cx="http://schemas.microsoft.com/office/drawing/2014/chartex" xmlns:cx1="http://schemas.microsoft.com/office/drawing/2015/9/8/chartex" xmlns:cx2="http://schemas.microsoft.com/office/drawing/2015/10/21/chartex" xmlns:cx3="http://schemas.microsoft.com/office/drawing/2016/5/9/chartex" xmlns:cx4="http://schemas.microsoft.com/office/drawing/2016/5/10/chartex" xmlns:cx5="http://schemas.microsoft.com/office/drawing/2016/5/11/chartex" xmlns:cx6="http://schemas.microsoft.com/office/drawing/2016/5/12/chartex" xmlns:cx7="http://schemas.microsoft.com/office/drawing/2016/5/13/chartex" xmlns:cx8="http://schemas.microsoft.com/office/drawing/2016/5/14/chartex" xmlns:mc="http://schemas.openxmlformats.org/markup-compatibility/2006" xmlns:aink="http://schemas.microsoft.com/office/drawing/2016/ink" xmlns:am3d="http://schemas.microsoft.com/office/drawing/2017/model3d" xmlns:o="urn:schemas-microsoft-com:office:office" xmlns:oel="http://schemas.microsoft.com/office/2019/extlst" xmlns:r="http://schemas.openxmlformats.org/officeDocument/2006/relationships" xmlns:m="http://schemas.openxmlformats.org/officeDocument/2006/math" xmlns:v="urn:schemas-microsoft-com:vml" xmlns:wp14="http://schemas.microsoft.com/office/word/2010/wordprocessingDrawing" xmlns:wp="http://schemas.openxmlformats.org/drawingml/2006/wordprocessingDrawing" xmlns:w10="urn:schemas-microsoft-com:office:word" xmlns:w="http://schemas.openxmlformats.org/wordprocessingml/2006/main" xmlns:w14="http://schemas.microsoft.com/office/word/2010/wordml" xmlns:w15="http://schemas.microsoft.com/office/word/2012/wordml" xmlns:w16cex="http://schemas.microsoft.com/office/word/2018/wordml/cex" xmlns:w16cid="http://schemas.microsoft.com/office/word/2016/wordml/cid" xmlns:w16="http://schemas.microsoft.com/office/word/2018/wordml" xmlns:w16du="http://schemas.microsoft.com/office/word/2023/wordml/word16du" xmlns:w16sdtdh="http://schemas.microsoft.com/office/word/2020/wordml/sdtdatahash" xmlns:w16sdtfl="http://schemas.microsoft.com/office/word/2024/wordml/sdtformatlock" xmlns:w16se="http://schemas.microsoft.com/office/word/2015/wordml/symex" xmlns:wpg="http://schemas.microsoft.com/office/word/2010/wordprocessingGroup" xmlns:wpi="http://schemas.microsoft.com/office/word/2010/wordprocessingInk" xmlns:wne="http://schemas.microsoft.com/office/word/2006/wordml" xmlns:wps="http://schemas.microsoft.com/office/word/2010/wordprocessingShape" mc:Ignorable="w14 w15 w16se w16cid w16 w16cex w16sdtdh w16sdtfl w16du wp14">
   <w:p>
     <w:pPr>
       <w:spacing w:after="0" w:line="259" w:lineRule="auto"/>
@@ -9327,7 +9386,7 @@
 </file>
 
 <file path=word/footer2.xml><?xml version="1.0" encoding="utf-8"?>
-<w:ftr xmlns:wpc="http://schemas.microsoft.com/office/word/2010/wordprocessingCanvas" xmlns:cx="http://schemas.microsoft.com/office/drawing/2014/chartex" xmlns:cx1="http://schemas.microsoft.com/office/drawing/2015/9/8/chartex" xmlns:cx2="http://schemas.microsoft.com/office/drawing/2015/10/21/chartex" xmlns:cx3="http://schemas.microsoft.com/office/drawing/2016/5/9/chartex" xmlns:cx4="http://schemas.microsoft.com/office/drawing/2016/5/10/chartex" xmlns:cx5="http://schemas.microsoft.com/office/drawing/2016/5/11/chartex" xmlns:cx6="http://schemas.microsoft.com/office/drawing/2016/5/12/chartex" xmlns:cx7="http://schemas.microsoft.com/office/drawing/2016/5/13/chartex" xmlns:cx8="http://schemas.microsoft.com/office/drawing/2016/5/14/chartex" xmlns:mc="http://schemas.openxmlformats.org/markup-compatibility/2006" xmlns:aink="http://schemas.microsoft.com/office/drawing/2016/ink" xmlns:am3d="http://schemas.microsoft.com/office/drawing/2017/model3d" xmlns:o="urn:schemas-microsoft-com:office:office" xmlns:oel="http://schemas.microsoft.com/office/2019/extlst" xmlns:r="http://schemas.openxmlformats.org/officeDocument/2006/relationships" xmlns:m="http://schemas.openxmlformats.org/officeDocument/2006/math" xmlns:v="urn:schemas-microsoft-com:vml" xmlns:wp14="http://schemas.microsoft.com/office/word/2010/wordprocessingDrawing" xmlns:wp="http://schemas.openxmlformats.org/drawingml/2006/wordprocessingDrawing" xmlns:w10="urn:schemas-microsoft-com:office:word" xmlns:w="http://schemas.openxmlformats.org/wordprocessingml/2006/main" xmlns:w14="http://schemas.microsoft.com/office/word/2010/wordml" xmlns:w15="http://schemas.microsoft.com/office/word/2012/wordml" xmlns:w16cex="http://schemas.microsoft.com/office/word/2018/wordml/cex" xmlns:w16cid="http://schemas.microsoft.com/office/word/2016/wordml/cid" xmlns:w16="http://schemas.microsoft.com/office/word/2018/wordml" xmlns:w16sdtdh="http://schemas.microsoft.com/office/word/2020/wordml/sdtdatahash" xmlns:w16se="http://schemas.microsoft.com/office/word/2015/wordml/symex" xmlns:wpg="http://schemas.microsoft.com/office/word/2010/wordprocessingGroup" xmlns:wpi="http://schemas.microsoft.com/office/word/2010/wordprocessingInk" xmlns:wne="http://schemas.microsoft.com/office/word/2006/wordml" xmlns:wps="http://schemas.microsoft.com/office/word/2010/wordprocessingShape" mc:Ignorable="w14 w15 w16se w16cid w16 w16cex w16sdtdh wp14">
+<w:ftr xmlns:wpc="http://schemas.microsoft.com/office/word/2010/wordprocessingCanvas" xmlns:cx="http://schemas.microsoft.com/office/drawing/2014/chartex" xmlns:cx1="http://schemas.microsoft.com/office/drawing/2015/9/8/chartex" xmlns:cx2="http://schemas.microsoft.com/office/drawing/2015/10/21/chartex" xmlns:cx3="http://schemas.microsoft.com/office/drawing/2016/5/9/chartex" xmlns:cx4="http://schemas.microsoft.com/office/drawing/2016/5/10/chartex" xmlns:cx5="http://schemas.microsoft.com/office/drawing/2016/5/11/chartex" xmlns:cx6="http://schemas.microsoft.com/office/drawing/2016/5/12/chartex" xmlns:cx7="http://schemas.microsoft.com/office/drawing/2016/5/13/chartex" xmlns:cx8="http://schemas.microsoft.com/office/drawing/2016/5/14/chartex" xmlns:mc="http://schemas.openxmlformats.org/markup-compatibility/2006" xmlns:aink="http://schemas.microsoft.com/office/drawing/2016/ink" xmlns:am3d="http://schemas.microsoft.com/office/drawing/2017/model3d" xmlns:o="urn:schemas-microsoft-com:office:office" xmlns:oel="http://schemas.microsoft.com/office/2019/extlst" xmlns:r="http://schemas.openxmlformats.org/officeDocument/2006/relationships" xmlns:m="http://schemas.openxmlformats.org/officeDocument/2006/math" xmlns:v="urn:schemas-microsoft-com:vml" xmlns:wp14="http://schemas.microsoft.com/office/word/2010/wordprocessingDrawing" xmlns:wp="http://schemas.openxmlformats.org/drawingml/2006/wordprocessingDrawing" xmlns:w10="urn:schemas-microsoft-com:office:word" xmlns:w="http://schemas.openxmlformats.org/wordprocessingml/2006/main" xmlns:w14="http://schemas.microsoft.com/office/word/2010/wordml" xmlns:w15="http://schemas.microsoft.com/office/word/2012/wordml" xmlns:w16cex="http://schemas.microsoft.com/office/word/2018/wordml/cex" xmlns:w16cid="http://schemas.microsoft.com/office/word/2016/wordml/cid" xmlns:w16="http://schemas.microsoft.com/office/word/2018/wordml" xmlns:w16du="http://schemas.microsoft.com/office/word/2023/wordml/word16du" xmlns:w16sdtdh="http://schemas.microsoft.com/office/word/2020/wordml/sdtdatahash" xmlns:w16sdtfl="http://schemas.microsoft.com/office/word/2024/wordml/sdtformatlock" xmlns:w16se="http://schemas.microsoft.com/office/word/2015/wordml/symex" xmlns:wpg="http://schemas.microsoft.com/office/word/2010/wordprocessingGroup" xmlns:wpi="http://schemas.microsoft.com/office/word/2010/wordprocessingInk" xmlns:wne="http://schemas.microsoft.com/office/word/2006/wordml" xmlns:wps="http://schemas.microsoft.com/office/word/2010/wordprocessingShape" mc:Ignorable="w14 w15 w16se w16cid w16 w16cex w16sdtdh w16sdtfl w16du wp14">
   <w:p>
     <w:pPr>
       <w:spacing w:after="0" w:line="259" w:lineRule="auto"/>
@@ -9370,7 +9429,7 @@
 </file>
 
 <file path=word/footer3.xml><?xml version="1.0" encoding="utf-8"?>
-<w:ftr xmlns:wpc="http://schemas.microsoft.com/office/word/2010/wordprocessingCanvas" xmlns:cx="http://schemas.microsoft.com/office/drawing/2014/chartex" xmlns:cx1="http://schemas.microsoft.com/office/drawing/2015/9/8/chartex" xmlns:cx2="http://schemas.microsoft.com/office/drawing/2015/10/21/chartex" xmlns:cx3="http://schemas.microsoft.com/office/drawing/2016/5/9/chartex" xmlns:cx4="http://schemas.microsoft.com/office/drawing/2016/5/10/chartex" xmlns:cx5="http://schemas.microsoft.com/office/drawing/2016/5/11/chartex" xmlns:cx6="http://schemas.microsoft.com/office/drawing/2016/5/12/chartex" xmlns:cx7="http://schemas.microsoft.com/office/drawing/2016/5/13/chartex" xmlns:cx8="http://schemas.microsoft.com/office/drawing/2016/5/14/chartex" xmlns:mc="http://schemas.openxmlformats.org/markup-compatibility/2006" xmlns:aink="http://schemas.microsoft.com/office/drawing/2016/ink" xmlns:am3d="http://schemas.microsoft.com/office/drawing/2017/model3d" xmlns:o="urn:schemas-microsoft-com:office:office" xmlns:oel="http://schemas.microsoft.com/office/2019/extlst" xmlns:r="http://schemas.openxmlformats.org/officeDocument/2006/relationships" xmlns:m="http://schemas.openxmlformats.org/officeDocument/2006/math" xmlns:v="urn:schemas-microsoft-com:vml" xmlns:wp14="http://schemas.microsoft.com/office/word/2010/wordprocessingDrawing" xmlns:wp="http://schemas.openxmlformats.org/drawingml/2006/wordprocessingDrawing" xmlns:w10="urn:schemas-microsoft-com:office:word" xmlns:w="http://schemas.openxmlformats.org/wordprocessingml/2006/main" xmlns:w14="http://schemas.microsoft.com/office/word/2010/wordml" xmlns:w15="http://schemas.microsoft.com/office/word/2012/wordml" xmlns:w16cex="http://schemas.microsoft.com/office/word/2018/wordml/cex" xmlns:w16cid="http://schemas.microsoft.com/office/word/2016/wordml/cid" xmlns:w16="http://schemas.microsoft.com/office/word/2018/wordml" xmlns:w16sdtdh="http://schemas.microsoft.com/office/word/2020/wordml/sdtdatahash" xmlns:w16se="http://schemas.microsoft.com/office/word/2015/wordml/symex" xmlns:wpg="http://schemas.microsoft.com/office/word/2010/wordprocessingGroup" xmlns:wpi="http://schemas.microsoft.com/office/word/2010/wordprocessingInk" xmlns:wne="http://schemas.microsoft.com/office/word/2006/wordml" xmlns:wps="http://schemas.microsoft.com/office/word/2010/wordprocessingShape" mc:Ignorable="w14 w15 w16se w16cid w16 w16cex w16sdtdh wp14">
+<w:ftr xmlns:wpc="http://schemas.microsoft.com/office/word/2010/wordprocessingCanvas" xmlns:cx="http://schemas.microsoft.com/office/drawing/2014/chartex" xmlns:cx1="http://schemas.microsoft.com/office/drawing/2015/9/8/chartex" xmlns:cx2="http://schemas.microsoft.com/office/drawing/2015/10/21/chartex" xmlns:cx3="http://schemas.microsoft.com/office/drawing/2016/5/9/chartex" xmlns:cx4="http://schemas.microsoft.com/office/drawing/2016/5/10/chartex" xmlns:cx5="http://schemas.microsoft.com/office/drawing/2016/5/11/chartex" xmlns:cx6="http://schemas.microsoft.com/office/drawing/2016/5/12/chartex" xmlns:cx7="http://schemas.microsoft.com/office/drawing/2016/5/13/chartex" xmlns:cx8="http://schemas.microsoft.com/office/drawing/2016/5/14/chartex" xmlns:mc="http://schemas.openxmlformats.org/markup-compatibility/2006" xmlns:aink="http://schemas.microsoft.com/office/drawing/2016/ink" xmlns:am3d="http://schemas.microsoft.com/office/drawing/2017/model3d" xmlns:o="urn:schemas-microsoft-com:office:office" xmlns:oel="http://schemas.microsoft.com/office/2019/extlst" xmlns:r="http://schemas.openxmlformats.org/officeDocument/2006/relationships" xmlns:m="http://schemas.openxmlformats.org/officeDocument/2006/math" xmlns:v="urn:schemas-microsoft-com:vml" xmlns:wp14="http://schemas.microsoft.com/office/word/2010/wordprocessingDrawing" xmlns:wp="http://schemas.openxmlformats.org/drawingml/2006/wordprocessingDrawing" xmlns:w10="urn:schemas-microsoft-com:office:word" xmlns:w="http://schemas.openxmlformats.org/wordprocessingml/2006/main" xmlns:w14="http://schemas.microsoft.com/office/word/2010/wordml" xmlns:w15="http://schemas.microsoft.com/office/word/2012/wordml" xmlns:w16cex="http://schemas.microsoft.com/office/word/2018/wordml/cex" xmlns:w16cid="http://schemas.microsoft.com/office/word/2016/wordml/cid" xmlns:w16="http://schemas.microsoft.com/office/word/2018/wordml" xmlns:w16du="http://schemas.microsoft.com/office/word/2023/wordml/word16du" xmlns:w16sdtdh="http://schemas.microsoft.com/office/word/2020/wordml/sdtdatahash" xmlns:w16sdtfl="http://schemas.microsoft.com/office/word/2024/wordml/sdtformatlock" xmlns:w16se="http://schemas.microsoft.com/office/word/2015/wordml/symex" xmlns:wpg="http://schemas.microsoft.com/office/word/2010/wordprocessingGroup" xmlns:wpi="http://schemas.microsoft.com/office/word/2010/wordprocessingInk" xmlns:wne="http://schemas.microsoft.com/office/word/2006/wordml" xmlns:wps="http://schemas.microsoft.com/office/word/2010/wordprocessingShape" mc:Ignorable="w14 w15 w16se w16cid w16 w16cex w16sdtdh w16sdtfl w16du wp14">
   <w:p>
     <w:pPr>
       <w:spacing w:after="0" w:line="259" w:lineRule="auto"/>
@@ -9413,7 +9472,7 @@
 </file>
 
 <file path=word/footnotes.xml><?xml version="1.0" encoding="utf-8"?>
-<w:footnotes xmlns:wpc="http://schemas.microsoft.com/office/word/2010/wordprocessingCanvas" xmlns:cx="http://schemas.microsoft.com/office/drawing/2014/chartex" xmlns:cx1="http://schemas.microsoft.com/office/drawing/2015/9/8/chartex" xmlns:cx2="http://schemas.microsoft.com/office/drawing/2015/10/21/chartex" xmlns:cx3="http://schemas.microsoft.com/office/drawing/2016/5/9/chartex" xmlns:cx4="http://schemas.microsoft.com/office/drawing/2016/5/10/chartex" xmlns:cx5="http://schemas.microsoft.com/office/drawing/2016/5/11/chartex" xmlns:cx6="http://schemas.microsoft.com/office/drawing/2016/5/12/chartex" xmlns:cx7="http://schemas.microsoft.com/office/drawing/2016/5/13/chartex" xmlns:cx8="http://schemas.microsoft.com/office/drawing/2016/5/14/chartex" xmlns:mc="http://schemas.openxmlformats.org/markup-compatibility/2006" xmlns:aink="http://schemas.microsoft.com/office/drawing/2016/ink" xmlns:am3d="http://schemas.microsoft.com/office/drawing/2017/model3d" xmlns:o="urn:schemas-microsoft-com:office:office" xmlns:oel="http://schemas.microsoft.com/office/2019/extlst" xmlns:r="http://schemas.openxmlformats.org/officeDocument/2006/relationships" xmlns:m="http://schemas.openxmlformats.org/officeDocument/2006/math" xmlns:v="urn:schemas-microsoft-com:vml" xmlns:wp14="http://schemas.microsoft.com/office/word/2010/wordprocessingDrawing" xmlns:wp="http://schemas.openxmlformats.org/drawingml/2006/wordprocessingDrawing" xmlns:w10="urn:schemas-microsoft-com:office:word" xmlns:w="http://schemas.openxmlformats.org/wordprocessingml/2006/main" xmlns:w14="http://schemas.microsoft.com/office/word/2010/wordml" xmlns:w15="http://schemas.microsoft.com/office/word/2012/wordml" xmlns:w16cex="http://schemas.microsoft.com/office/word/2018/wordml/cex" xmlns:w16cid="http://schemas.microsoft.com/office/word/2016/wordml/cid" xmlns:w16="http://schemas.microsoft.com/office/word/2018/wordml" xmlns:w16sdtdh="http://schemas.microsoft.com/office/word/2020/wordml/sdtdatahash" xmlns:w16se="http://schemas.microsoft.com/office/word/2015/wordml/symex" xmlns:wpg="http://schemas.microsoft.com/office/word/2010/wordprocessingGroup" xmlns:wpi="http://schemas.microsoft.com/office/word/2010/wordprocessingInk" xmlns:wne="http://schemas.microsoft.com/office/word/2006/wordml" xmlns:wps="http://schemas.microsoft.com/office/word/2010/wordprocessingShape" mc:Ignorable="w14 w15 w16se w16cid w16 w16cex w16sdtdh wp14">
+<w:footnotes xmlns:wpc="http://schemas.microsoft.com/office/word/2010/wordprocessingCanvas" xmlns:cx="http://schemas.microsoft.com/office/drawing/2014/chartex" xmlns:cx1="http://schemas.microsoft.com/office/drawing/2015/9/8/chartex" xmlns:cx2="http://schemas.microsoft.com/office/drawing/2015/10/21/chartex" xmlns:cx3="http://schemas.microsoft.com/office/drawing/2016/5/9/chartex" xmlns:cx4="http://schemas.microsoft.com/office/drawing/2016/5/10/chartex" xmlns:cx5="http://schemas.microsoft.com/office/drawing/2016/5/11/chartex" xmlns:cx6="http://schemas.microsoft.com/office/drawing/2016/5/12/chartex" xmlns:cx7="http://schemas.microsoft.com/office/drawing/2016/5/13/chartex" xmlns:cx8="http://schemas.microsoft.com/office/drawing/2016/5/14/chartex" xmlns:mc="http://schemas.openxmlformats.org/markup-compatibility/2006" xmlns:aink="http://schemas.microsoft.com/office/drawing/2016/ink" xmlns:am3d="http://schemas.microsoft.com/office/drawing/2017/model3d" xmlns:o="urn:schemas-microsoft-com:office:office" xmlns:oel="http://schemas.microsoft.com/office/2019/extlst" xmlns:r="http://schemas.openxmlformats.org/officeDocument/2006/relationships" xmlns:m="http://schemas.openxmlformats.org/officeDocument/2006/math" xmlns:v="urn:schemas-microsoft-com:vml" xmlns:wp14="http://schemas.microsoft.com/office/word/2010/wordprocessingDrawing" xmlns:wp="http://schemas.openxmlformats.org/drawingml/2006/wordprocessingDrawing" xmlns:w10="urn:schemas-microsoft-com:office:word" xmlns:w="http://schemas.openxmlformats.org/wordprocessingml/2006/main" xmlns:w14="http://schemas.microsoft.com/office/word/2010/wordml" xmlns:w15="http://schemas.microsoft.com/office/word/2012/wordml" xmlns:w16cex="http://schemas.microsoft.com/office/word/2018/wordml/cex" xmlns:w16cid="http://schemas.microsoft.com/office/word/2016/wordml/cid" xmlns:w16="http://schemas.microsoft.com/office/word/2018/wordml" xmlns:w16du="http://schemas.microsoft.com/office/word/2023/wordml/word16du" xmlns:w16sdtdh="http://schemas.microsoft.com/office/word/2020/wordml/sdtdatahash" xmlns:w16sdtfl="http://schemas.microsoft.com/office/word/2024/wordml/sdtformatlock" xmlns:w16se="http://schemas.microsoft.com/office/word/2015/wordml/symex" xmlns:wpg="http://schemas.microsoft.com/office/word/2010/wordprocessingGroup" xmlns:wpi="http://schemas.microsoft.com/office/word/2010/wordprocessingInk" xmlns:wne="http://schemas.microsoft.com/office/word/2006/wordml" xmlns:wps="http://schemas.microsoft.com/office/word/2010/wordprocessingShape" mc:Ignorable="w14 w15 w16se w16cid w16 w16cex w16sdtdh w16sdtfl w16du wp14">
   <w:footnote w:type="separator" w:id="-1">
     <w:p>
       <w:pPr>
@@ -9438,7 +9497,7 @@
 </file>
 
 <file path=word/numbering.xml><?xml version="1.0" encoding="utf-8"?>
-<w:numbering xmlns:wpc="http://schemas.microsoft.com/office/word/2010/wordprocessingCanvas" xmlns:cx="http://schemas.microsoft.com/office/drawing/2014/chartex" xmlns:cx1="http://schemas.microsoft.com/office/drawing/2015/9/8/chartex" xmlns:cx2="http://schemas.microsoft.com/office/drawing/2015/10/21/chartex" xmlns:cx3="http://schemas.microsoft.com/office/drawing/2016/5/9/chartex" xmlns:cx4="http://schemas.microsoft.com/office/drawing/2016/5/10/chartex" xmlns:cx5="http://schemas.microsoft.com/office/drawing/2016/5/11/chartex" xmlns:cx6="http://schemas.microsoft.com/office/drawing/2016/5/12/chartex" xmlns:cx7="http://schemas.microsoft.com/office/drawing/2016/5/13/chartex" xmlns:cx8="http://schemas.microsoft.com/office/drawing/2016/5/14/chartex" xmlns:mc="http://schemas.openxmlformats.org/markup-compatibility/2006" xmlns:aink="http://schemas.microsoft.com/office/drawing/2016/ink" xmlns:am3d="http://schemas.microsoft.com/office/drawing/2017/model3d" xmlns:o="urn:schemas-microsoft-com:office:office" xmlns:oel="http://schemas.microsoft.com/office/2019/extlst" xmlns:r="http://schemas.openxmlformats.org/officeDocument/2006/relationships" xmlns:m="http://schemas.openxmlformats.org/officeDocument/2006/math" xmlns:v="urn:schemas-microsoft-com:vml" xmlns:wp14="http://schemas.microsoft.com/office/word/2010/wordprocessingDrawing" xmlns:wp="http://schemas.openxmlformats.org/drawingml/2006/wordprocessingDrawing" xmlns:w10="urn:schemas-microsoft-com:office:word" xmlns:w="http://schemas.openxmlformats.org/wordprocessingml/2006/main" xmlns:w14="http://schemas.microsoft.com/office/word/2010/wordml" xmlns:w15="http://schemas.microsoft.com/office/word/2012/wordml" xmlns:w16cex="http://schemas.microsoft.com/office/word/2018/wordml/cex" xmlns:w16cid="http://schemas.microsoft.com/office/word/2016/wordml/cid" xmlns:w16="http://schemas.microsoft.com/office/word/2018/wordml" xmlns:w16sdtdh="http://schemas.microsoft.com/office/word/2020/wordml/sdtdatahash" xmlns:w16se="http://schemas.microsoft.com/office/word/2015/wordml/symex" xmlns:wpg="http://schemas.microsoft.com/office/word/2010/wordprocessingGroup" xmlns:wpi="http://schemas.microsoft.com/office/word/2010/wordprocessingInk" xmlns:wne="http://schemas.microsoft.com/office/word/2006/wordml" xmlns:wps="http://schemas.microsoft.com/office/word/2010/wordprocessingShape" mc:Ignorable="w14 w15 w16se w16cid w16 w16cex w16sdtdh wp14">
+<w:numbering xmlns:wpc="http://schemas.microsoft.com/office/word/2010/wordprocessingCanvas" xmlns:cx="http://schemas.microsoft.com/office/drawing/2014/chartex" xmlns:cx1="http://schemas.microsoft.com/office/drawing/2015/9/8/chartex" xmlns:cx2="http://schemas.microsoft.com/office/drawing/2015/10/21/chartex" xmlns:cx3="http://schemas.microsoft.com/office/drawing/2016/5/9/chartex" xmlns:cx4="http://schemas.microsoft.com/office/drawing/2016/5/10/chartex" xmlns:cx5="http://schemas.microsoft.com/office/drawing/2016/5/11/chartex" xmlns:cx6="http://schemas.microsoft.com/office/drawing/2016/5/12/chartex" xmlns:cx7="http://schemas.microsoft.com/office/drawing/2016/5/13/chartex" xmlns:cx8="http://schemas.microsoft.com/office/drawing/2016/5/14/chartex" xmlns:mc="http://schemas.openxmlformats.org/markup-compatibility/2006" xmlns:aink="http://schemas.microsoft.com/office/drawing/2016/ink" xmlns:am3d="http://schemas.microsoft.com/office/drawing/2017/model3d" xmlns:o="urn:schemas-microsoft-com:office:office" xmlns:oel="http://schemas.microsoft.com/office/2019/extlst" xmlns:r="http://schemas.openxmlformats.org/officeDocument/2006/relationships" xmlns:m="http://schemas.openxmlformats.org/officeDocument/2006/math" xmlns:v="urn:schemas-microsoft-com:vml" xmlns:wp14="http://schemas.microsoft.com/office/word/2010/wordprocessingDrawing" xmlns:wp="http://schemas.openxmlformats.org/drawingml/2006/wordprocessingDrawing" xmlns:w10="urn:schemas-microsoft-com:office:word" xmlns:w="http://schemas.openxmlformats.org/wordprocessingml/2006/main" xmlns:w14="http://schemas.microsoft.com/office/word/2010/wordml" xmlns:w15="http://schemas.microsoft.com/office/word/2012/wordml" xmlns:w16cex="http://schemas.microsoft.com/office/word/2018/wordml/cex" xmlns:w16cid="http://schemas.microsoft.com/office/word/2016/wordml/cid" xmlns:w16="http://schemas.microsoft.com/office/word/2018/wordml" xmlns:w16du="http://schemas.microsoft.com/office/word/2023/wordml/word16du" xmlns:w16sdtdh="http://schemas.microsoft.com/office/word/2020/wordml/sdtdatahash" xmlns:w16sdtfl="http://schemas.microsoft.com/office/word/2024/wordml/sdtformatlock" xmlns:w16se="http://schemas.microsoft.com/office/word/2015/wordml/symex" xmlns:wpg="http://schemas.microsoft.com/office/word/2010/wordprocessingGroup" xmlns:wpi="http://schemas.microsoft.com/office/word/2010/wordprocessingInk" xmlns:wne="http://schemas.microsoft.com/office/word/2006/wordml" xmlns:wps="http://schemas.microsoft.com/office/word/2010/wordprocessingShape" mc:Ignorable="w14 w15 w16se w16cid w16 w16cex w16sdtdh w16sdtfl w16du wp14">
   <w:abstractNum w:abstractNumId="0" w15:restartNumberingAfterBreak="0">
     <w:nsid w:val="074350D3"/>
     <w:multiLevelType w:val="hybridMultilevel"/>
@@ -12029,7 +12088,7 @@
 </file>
 
 <file path=word/styles.xml><?xml version="1.0" encoding="utf-8"?>
-<w:styles xmlns:mc="http://schemas.openxmlformats.org/markup-compatibility/2006" xmlns:r="http://schemas.openxmlformats.org/officeDocument/2006/relationships" xmlns:w="http://schemas.openxmlformats.org/wordprocessingml/2006/main" xmlns:w14="http://schemas.microsoft.com/office/word/2010/wordml" xmlns:w15="http://schemas.microsoft.com/office/word/2012/wordml" xmlns:w16cex="http://schemas.microsoft.com/office/word/2018/wordml/cex" xmlns:w16cid="http://schemas.microsoft.com/office/word/2016/wordml/cid" xmlns:w16="http://schemas.microsoft.com/office/word/2018/wordml" xmlns:w16sdtdh="http://schemas.microsoft.com/office/word/2020/wordml/sdtdatahash" xmlns:w16se="http://schemas.microsoft.com/office/word/2015/wordml/symex" mc:Ignorable="w14 w15 w16se w16cid w16 w16cex w16sdtdh">
+<w:styles xmlns:mc="http://schemas.openxmlformats.org/markup-compatibility/2006" xmlns:r="http://schemas.openxmlformats.org/officeDocument/2006/relationships" xmlns:w="http://schemas.openxmlformats.org/wordprocessingml/2006/main" xmlns:w14="http://schemas.microsoft.com/office/word/2010/wordml" xmlns:w15="http://schemas.microsoft.com/office/word/2012/wordml" xmlns:w16cex="http://schemas.microsoft.com/office/word/2018/wordml/cex" xmlns:w16cid="http://schemas.microsoft.com/office/word/2016/wordml/cid" xmlns:w16="http://schemas.microsoft.com/office/word/2018/wordml" xmlns:w16du="http://schemas.microsoft.com/office/word/2023/wordml/word16du" xmlns:w16sdtdh="http://schemas.microsoft.com/office/word/2020/wordml/sdtdatahash" xmlns:w16sdtfl="http://schemas.microsoft.com/office/word/2024/wordml/sdtformatlock" xmlns:w16se="http://schemas.microsoft.com/office/word/2015/wordml/symex" mc:Ignorable="w14 w15 w16se w16cid w16 w16cex w16sdtdh w16sdtfl w16du">
   <w:docDefaults>
     <w:rPrDefault>
       <w:rPr>
@@ -12459,6 +12518,7 @@
   <w:style w:type="character" w:default="1" w:styleId="DefaultParagraphFont">
     <w:name w:val="Default Paragraph Font"/>
     <w:uiPriority w:val="1"/>
+    <w:semiHidden/>
     <w:unhideWhenUsed/>
   </w:style>
   <w:style w:type="table" w:default="1" w:styleId="TableNormal">
